--- a/downloads/kuteka-fase0/KUTEKA_FASE0_HANDOVER_2026-08-28.docx
+++ b/downloads/kuteka-fase0/KUTEKA_FASE0_HANDOVER_2026-08-28.docx
@@ -710,11 +710,16 @@
       </w:r>
     </w:p>
     <w:p>
+      <w:r>
+        <w:t>&gt; Roster canónico: KUTEKA_INSTITUTIONAL_FOUNDERS_ROSTER_2026-08-29.md — Founder = Makiese Vicente; Co-Founder = Eduardo.</w:t>
+      </w:r>
+    </w:p>
+    <w:p>
       <w:pPr>
         <w:pStyle w:val="Heading3"/>
       </w:pPr>
       <w:r>
-        <w:t>Founder (Eduardo)</w:t>
+        <w:t>Founder — Makiese Vicente (`vicentemakiese`)</w:t>
       </w:r>
     </w:p>
     <w:p>
@@ -730,7 +735,7 @@
         <w:pStyle w:val="ListBullet"/>
       </w:pPr>
       <w:r>
-        <w:t>Merge PR fork → repo oficial (quando publicado)</w:t>
+        <w:t>Emitir `AUTORIZO: FASE 1 — [escopo]` quando ready</w:t>
       </w:r>
     </w:p>
     <w:p>
@@ -738,7 +743,15 @@
         <w:pStyle w:val="ListBullet"/>
       </w:pPr>
       <w:r>
-        <w:t>`AUTORIZO: FASE 1 — [escopo]` quando ready</w:t>
+        <w:t>Validar entregas advogado/contabilista</w:t>
+      </w:r>
+    </w:p>
+    <w:p>
+      <w:pPr>
+        <w:pStyle w:val="ListBullet"/>
+      </w:pPr>
+      <w:r>
+        <w:t>Autoridade estratégica Kuteka (estatuto institucional)</w:t>
       </w:r>
     </w:p>
     <w:p>
@@ -746,7 +759,7 @@
         <w:pStyle w:val="Heading3"/>
       </w:pPr>
       <w:r>
-        <w:t>Co-Founder / operacional (vicentemakiese)</w:t>
+        <w:t>Co-Founder — Eduardo (`EduardoZ121`)</w:t>
       </w:r>
     </w:p>
     <w:p>
@@ -754,7 +767,39 @@
         <w:pStyle w:val="ListBullet"/>
       </w:pPr>
       <w:r>
-        <w:t>Integrations Cursor ↔ GitHub `vicentemakiese`</w:t>
+        <w:t>Titular contas/repos GitHub (ex.: `EduardoZ121/Site_Angola`)</w:t>
+      </w:r>
+    </w:p>
+    <w:p>
+      <w:pPr>
+        <w:pStyle w:val="ListBullet"/>
+      </w:pPr>
+      <w:r>
+        <w:t>Merge PR fork → repo oficial **quando publicado** (acesso técnico GitHub)</w:t>
+      </w:r>
+    </w:p>
+    <w:p>
+      <w:pPr>
+        <w:pStyle w:val="ListBullet"/>
+      </w:pPr>
+      <w:r>
+        <w:t>Suporte operacional/técnico; **não** substitui autoridade Founder</w:t>
+      </w:r>
+    </w:p>
+    <w:p>
+      <w:pPr>
+        <w:pStyle w:val="Heading3"/>
+      </w:pPr>
+      <w:r>
+        <w:t>Operacional GitHub (Co-Founder ou delegado)</w:t>
+      </w:r>
+    </w:p>
+    <w:p>
+      <w:pPr>
+        <w:pStyle w:val="ListBullet"/>
+      </w:pPr>
+      <w:r>
+        <w:t>Integrations Cursor ↔ GitHub `vicentemakiese` (fork)</w:t>
       </w:r>
     </w:p>
     <w:p>
